--- a/src/Layers/W1/BaseApp/Foundation/Reporting/ReportParts/HeaderFooterDesign/InternalMinimalistic.docx
+++ b/src/Layers/W1/BaseApp/Foundation/Reporting/ReportParts/HeaderFooterDesign/InternalMinimalistic.docx
@@ -2,14 +2,26 @@
 <file path=word/document.xml><?xml version="1.0" encoding="utf-8"?>
 <w:document xmlns:wpc="http://schemas.microsoft.com/office/word/2010/wordprocessingCanvas" xmlns:cx="http://schemas.microsoft.com/office/drawing/2014/chartex" xmlns:cx1="http://schemas.microsoft.com/office/drawing/2015/9/8/chartex" xmlns:cx2="http://schemas.microsoft.com/office/drawing/2015/10/21/chartex" xmlns:cx3="http://schemas.microsoft.com/office/drawing/2016/5/9/chartex" xmlns:cx4="http://schemas.microsoft.com/office/drawing/2016/5/10/chartex" xmlns:cx5="http://schemas.microsoft.com/office/drawing/2016/5/11/chartex" xmlns:cx6="http://schemas.microsoft.com/office/drawing/2016/5/12/chartex" xmlns:cx7="http://schemas.microsoft.com/office/drawing/2016/5/13/chartex" xmlns:cx8="http://schemas.microsoft.com/office/drawing/2016/5/14/chartex" xmlns:mc="http://schemas.openxmlformats.org/markup-compatibility/2006" xmlns:aink="http://schemas.microsoft.com/office/drawing/2016/ink" xmlns:am3d="http://schemas.microsoft.com/office/drawing/2017/model3d" xmlns:o="urn:schemas-microsoft-com:office:office" xmlns:oel="http://schemas.microsoft.com/office/2019/extlst" xmlns:r="http://schemas.openxmlformats.org/officeDocument/2006/relationships" xmlns:m="http://schemas.openxmlformats.org/officeDocument/2006/math" xmlns:v="urn:schemas-microsoft-com:vml" xmlns:wp14="http://schemas.microsoft.com/office/word/2010/wordprocessingDrawing" xmlns:wp="http://schemas.openxmlformats.org/drawingml/2006/wordprocessingDrawing" xmlns:w10="urn:schemas-microsoft-com:office:word" xmlns:w="http://schemas.openxmlformats.org/wordprocessingml/2006/main" xmlns:w14="http://schemas.microsoft.com/office/word/2010/wordml" xmlns:w15="http://schemas.microsoft.com/office/word/2012/wordml" xmlns:w16cex="http://schemas.microsoft.com/office/word/2018/wordml/cex" xmlns:w16cid="http://schemas.microsoft.com/office/word/2016/wordml/cid" xmlns:w16="http://schemas.microsoft.com/office/word/2018/wordml" xmlns:w16du="http://schemas.microsoft.com/office/word/2023/wordml/word16du" xmlns:w16sdtdh="http://schemas.microsoft.com/office/word/2020/wordml/sdtdatahash" xmlns:w16sdtfl="http://schemas.microsoft.com/office/word/2024/wordml/sdtformatlock" xmlns:w16se="http://schemas.microsoft.com/office/word/2015/wordml/symex" xmlns:wpg="http://schemas.microsoft.com/office/word/2010/wordprocessingGroup" xmlns:wpi="http://schemas.microsoft.com/office/word/2010/wordprocessingInk" xmlns:wne="http://schemas.microsoft.com/office/word/2006/wordml" xmlns:wps="http://schemas.microsoft.com/office/word/2010/wordprocessingShape" mc:Ignorable="w14 w15 w16se w16cid w16 w16cex w16sdtdh w16sdtfl w16du wp14">
   <w:body>
+    <w:p>
+      <w:pPr>
+        <w:spacing w:line="259" w:lineRule="auto"/>
+      </w:pPr>
+    </w:p>
+    <w:p>
+      <w:pPr>
+        <w:spacing w:line="259" w:lineRule="auto"/>
+      </w:pPr>
+    </w:p>
+    <w:p>
+      <w:r>
+        <w:br w:type="column"/>
+      </w:r>
+    </w:p>
     <w:p/>
     <w:sectPr>
-      <w:headerReference w:type="even" r:id="rId13"/>
-      <w:headerReference w:type="default" r:id="rId14"/>
-      <w:footerReference w:type="even" r:id="rId15"/>
-      <w:footerReference w:type="default" r:id="rId16"/>
-      <w:headerReference w:type="first" r:id="rId17"/>
-      <w:footerReference w:type="first" r:id="rId18"/>
+      <w:headerReference w:type="default" r:id="rId13"/>
+      <w:footerReference w:type="default" r:id="rId14"/>
+      <w:footerReference w:type="first" r:id="rId15"/>
       <w:pgSz w:w="11907" w:h="16839" w:code="9"/>
       <w:pgMar w:top="576" w:right="706" w:bottom="576" w:left="706" w:header="576" w:footer="366" w:gutter="0"/>
       <w:cols w:space="708"/>
@@ -46,16 +58,6 @@
 
 <file path=word/footer1.xml><?xml version="1.0" encoding="utf-8"?>
 <w:ftr xmlns:wpc="http://schemas.microsoft.com/office/word/2010/wordprocessingCanvas" xmlns:cx="http://schemas.microsoft.com/office/drawing/2014/chartex" xmlns:cx1="http://schemas.microsoft.com/office/drawing/2015/9/8/chartex" xmlns:cx2="http://schemas.microsoft.com/office/drawing/2015/10/21/chartex" xmlns:cx3="http://schemas.microsoft.com/office/drawing/2016/5/9/chartex" xmlns:cx4="http://schemas.microsoft.com/office/drawing/2016/5/10/chartex" xmlns:cx5="http://schemas.microsoft.com/office/drawing/2016/5/11/chartex" xmlns:cx6="http://schemas.microsoft.com/office/drawing/2016/5/12/chartex" xmlns:cx7="http://schemas.microsoft.com/office/drawing/2016/5/13/chartex" xmlns:cx8="http://schemas.microsoft.com/office/drawing/2016/5/14/chartex" xmlns:mc="http://schemas.openxmlformats.org/markup-compatibility/2006" xmlns:aink="http://schemas.microsoft.com/office/drawing/2016/ink" xmlns:am3d="http://schemas.microsoft.com/office/drawing/2017/model3d" xmlns:o="urn:schemas-microsoft-com:office:office" xmlns:oel="http://schemas.microsoft.com/office/2019/extlst" xmlns:r="http://schemas.openxmlformats.org/officeDocument/2006/relationships" xmlns:m="http://schemas.openxmlformats.org/officeDocument/2006/math" xmlns:v="urn:schemas-microsoft-com:vml" xmlns:wp14="http://schemas.microsoft.com/office/word/2010/wordprocessingDrawing" xmlns:wp="http://schemas.openxmlformats.org/drawingml/2006/wordprocessingDrawing" xmlns:w10="urn:schemas-microsoft-com:office:word" xmlns:w="http://schemas.openxmlformats.org/wordprocessingml/2006/main" xmlns:w14="http://schemas.microsoft.com/office/word/2010/wordml" xmlns:w15="http://schemas.microsoft.com/office/word/2012/wordml" xmlns:w16cex="http://schemas.microsoft.com/office/word/2018/wordml/cex" xmlns:w16cid="http://schemas.microsoft.com/office/word/2016/wordml/cid" xmlns:w16="http://schemas.microsoft.com/office/word/2018/wordml" xmlns:w16du="http://schemas.microsoft.com/office/word/2023/wordml/word16du" xmlns:w16sdtdh="http://schemas.microsoft.com/office/word/2020/wordml/sdtdatahash" xmlns:w16sdtfl="http://schemas.microsoft.com/office/word/2024/wordml/sdtformatlock" xmlns:w16se="http://schemas.microsoft.com/office/word/2015/wordml/symex" xmlns:wpg="http://schemas.microsoft.com/office/word/2010/wordprocessingGroup" xmlns:wpi="http://schemas.microsoft.com/office/word/2010/wordprocessingInk" xmlns:wne="http://schemas.microsoft.com/office/word/2006/wordml" xmlns:wps="http://schemas.microsoft.com/office/word/2010/wordprocessingShape" mc:Ignorable="w14 w15 w16se w16cid w16 w16cex w16sdtdh w16sdtfl w16du wp14">
-  <w:p>
-    <w:pPr>
-      <w:pStyle w:val="Footer"/>
-    </w:pPr>
-  </w:p>
-</w:ftr>
-</file>
-
-<file path=word/footer2.xml><?xml version="1.0" encoding="utf-8"?>
-<w:ftr xmlns:wpc="http://schemas.microsoft.com/office/word/2010/wordprocessingCanvas" xmlns:cx="http://schemas.microsoft.com/office/drawing/2014/chartex" xmlns:cx1="http://schemas.microsoft.com/office/drawing/2015/9/8/chartex" xmlns:cx2="http://schemas.microsoft.com/office/drawing/2015/10/21/chartex" xmlns:cx3="http://schemas.microsoft.com/office/drawing/2016/5/9/chartex" xmlns:cx4="http://schemas.microsoft.com/office/drawing/2016/5/10/chartex" xmlns:cx5="http://schemas.microsoft.com/office/drawing/2016/5/11/chartex" xmlns:cx6="http://schemas.microsoft.com/office/drawing/2016/5/12/chartex" xmlns:cx7="http://schemas.microsoft.com/office/drawing/2016/5/13/chartex" xmlns:cx8="http://schemas.microsoft.com/office/drawing/2016/5/14/chartex" xmlns:mc="http://schemas.openxmlformats.org/markup-compatibility/2006" xmlns:aink="http://schemas.microsoft.com/office/drawing/2016/ink" xmlns:am3d="http://schemas.microsoft.com/office/drawing/2017/model3d" xmlns:o="urn:schemas-microsoft-com:office:office" xmlns:oel="http://schemas.microsoft.com/office/2019/extlst" xmlns:r="http://schemas.openxmlformats.org/officeDocument/2006/relationships" xmlns:m="http://schemas.openxmlformats.org/officeDocument/2006/math" xmlns:v="urn:schemas-microsoft-com:vml" xmlns:wp14="http://schemas.microsoft.com/office/word/2010/wordprocessingDrawing" xmlns:wp="http://schemas.openxmlformats.org/drawingml/2006/wordprocessingDrawing" xmlns:w10="urn:schemas-microsoft-com:office:word" xmlns:w="http://schemas.openxmlformats.org/wordprocessingml/2006/main" xmlns:w14="http://schemas.microsoft.com/office/word/2010/wordml" xmlns:w15="http://schemas.microsoft.com/office/word/2012/wordml" xmlns:w16cex="http://schemas.microsoft.com/office/word/2018/wordml/cex" xmlns:w16cid="http://schemas.microsoft.com/office/word/2016/wordml/cid" xmlns:w16="http://schemas.microsoft.com/office/word/2018/wordml" xmlns:w16du="http://schemas.microsoft.com/office/word/2023/wordml/word16du" xmlns:w16sdtdh="http://schemas.microsoft.com/office/word/2020/wordml/sdtdatahash" xmlns:w16sdtfl="http://schemas.microsoft.com/office/word/2024/wordml/sdtformatlock" xmlns:w16se="http://schemas.microsoft.com/office/word/2015/wordml/symex" xmlns:wpg="http://schemas.microsoft.com/office/word/2010/wordprocessingGroup" xmlns:wpi="http://schemas.microsoft.com/office/word/2010/wordprocessingInk" xmlns:wne="http://schemas.microsoft.com/office/word/2006/wordml" xmlns:wps="http://schemas.microsoft.com/office/word/2010/wordprocessingShape" mc:Ignorable="w14 w15 w16se w16cid w16 w16cex w16sdtdh w16sdtfl w16du wp14">
   <w:tbl>
     <w:tblPr>
       <w:tblW w:w="5000" w:type="pct"/>
@@ -66,8 +68,8 @@
       <w:tblLook w:val="0600" w:firstRow="0" w:lastRow="0" w:firstColumn="0" w:lastColumn="0" w:noHBand="1" w:noVBand="1"/>
     </w:tblPr>
     <w:tblGrid>
-      <w:gridCol w:w="5491"/>
-      <w:gridCol w:w="5004"/>
+      <w:gridCol w:w="5220"/>
+      <w:gridCol w:w="5275"/>
     </w:tblGrid>
     <w:tr>
       <w:trPr>
@@ -75,7 +77,7 @@
       </w:trPr>
       <w:tc>
         <w:tcPr>
-          <w:tcW w:w="2616" w:type="pct"/>
+          <w:tcW w:w="2487" w:type="pct"/>
           <w:vMerge w:val="restart"/>
           <w:vAlign w:val="bottom"/>
         </w:tcPr>
@@ -103,7 +105,7 @@
           <w:sdtContent>
             <w:p>
               <w:pPr>
-                <w:spacing w:before="120" w:after="0"/>
+                <w:spacing w:after="0"/>
                 <w:rPr>
                   <w:rFonts w:eastAsiaTheme="minorEastAsia"/>
                   <w:color w:val="242424"/>
@@ -186,7 +188,7 @@
       </w:tc>
       <w:tc>
         <w:tcPr>
-          <w:tcW w:w="2384" w:type="pct"/>
+          <w:tcW w:w="2513" w:type="pct"/>
           <w:vAlign w:val="bottom"/>
         </w:tcPr>
         <w:sdt>
@@ -209,7 +211,7 @@
           <w:sdtContent>
             <w:p>
               <w:pPr>
-                <w:spacing w:before="120" w:after="60"/>
+                <w:spacing w:before="120" w:after="0"/>
                 <w:rPr>
                   <w:rFonts w:cs="Segoe UI Semibold"/>
                   <w:b/>
@@ -237,7 +239,7 @@
       </w:trPr>
       <w:tc>
         <w:tcPr>
-          <w:tcW w:w="2616" w:type="pct"/>
+          <w:tcW w:w="2487" w:type="pct"/>
           <w:vMerge/>
           <w:vAlign w:val="bottom"/>
         </w:tcPr>
@@ -258,8 +260,6 @@
           <w:rPr>
             <w:rFonts w:cs="Segoe UI Semibold"/>
             <w:color w:val="242424"/>
-            <w:sz w:val="20"/>
-            <w:szCs w:val="20"/>
           </w:rPr>
           <w:alias w:val="UserName"/>
           <w:tag w:val="#BC:InsertDataItem,BCReportInformation/ReportRequest/UserName"/>
@@ -273,7 +273,7 @@
         <w:sdtContent>
           <w:tc>
             <w:tcPr>
-              <w:tcW w:w="2384" w:type="pct"/>
+              <w:tcW w:w="2513" w:type="pct"/>
               <w:vAlign w:val="bottom"/>
             </w:tcPr>
             <w:p>
@@ -291,8 +291,6 @@
                 <w:rPr>
                   <w:rFonts w:cs="Segoe UI Semibold"/>
                   <w:color w:val="242424"/>
-                  <w:sz w:val="20"/>
-                  <w:szCs w:val="20"/>
                 </w:rPr>
                 <w:t>User Name</w:t>
               </w:r>
@@ -318,7 +316,7 @@
 </w:ftr>
 </file>
 
-<file path=word/footer3.xml><?xml version="1.0" encoding="utf-8"?>
+<file path=word/footer2.xml><?xml version="1.0" encoding="utf-8"?>
 <w:ftr xmlns:wpc="http://schemas.microsoft.com/office/word/2010/wordprocessingCanvas" xmlns:cx="http://schemas.microsoft.com/office/drawing/2014/chartex" xmlns:cx1="http://schemas.microsoft.com/office/drawing/2015/9/8/chartex" xmlns:cx2="http://schemas.microsoft.com/office/drawing/2015/10/21/chartex" xmlns:cx3="http://schemas.microsoft.com/office/drawing/2016/5/9/chartex" xmlns:cx4="http://schemas.microsoft.com/office/drawing/2016/5/10/chartex" xmlns:cx5="http://schemas.microsoft.com/office/drawing/2016/5/11/chartex" xmlns:cx6="http://schemas.microsoft.com/office/drawing/2016/5/12/chartex" xmlns:cx7="http://schemas.microsoft.com/office/drawing/2016/5/13/chartex" xmlns:cx8="http://schemas.microsoft.com/office/drawing/2016/5/14/chartex" xmlns:mc="http://schemas.openxmlformats.org/markup-compatibility/2006" xmlns:aink="http://schemas.microsoft.com/office/drawing/2016/ink" xmlns:am3d="http://schemas.microsoft.com/office/drawing/2017/model3d" xmlns:o="urn:schemas-microsoft-com:office:office" xmlns:oel="http://schemas.microsoft.com/office/2019/extlst" xmlns:r="http://schemas.openxmlformats.org/officeDocument/2006/relationships" xmlns:m="http://schemas.openxmlformats.org/officeDocument/2006/math" xmlns:v="urn:schemas-microsoft-com:vml" xmlns:wp14="http://schemas.microsoft.com/office/word/2010/wordprocessingDrawing" xmlns:wp="http://schemas.openxmlformats.org/drawingml/2006/wordprocessingDrawing" xmlns:w10="urn:schemas-microsoft-com:office:word" xmlns:w="http://schemas.openxmlformats.org/wordprocessingml/2006/main" xmlns:w14="http://schemas.microsoft.com/office/word/2010/wordml" xmlns:w15="http://schemas.microsoft.com/office/word/2012/wordml" xmlns:w16cex="http://schemas.microsoft.com/office/word/2018/wordml/cex" xmlns:w16cid="http://schemas.microsoft.com/office/word/2016/wordml/cid" xmlns:w16="http://schemas.microsoft.com/office/word/2018/wordml" xmlns:w16du="http://schemas.microsoft.com/office/word/2023/wordml/word16du" xmlns:w16sdtdh="http://schemas.microsoft.com/office/word/2020/wordml/sdtdatahash" xmlns:w16sdtfl="http://schemas.microsoft.com/office/word/2024/wordml/sdtformatlock" xmlns:w16se="http://schemas.microsoft.com/office/word/2015/wordml/symex" xmlns:wpg="http://schemas.microsoft.com/office/word/2010/wordprocessingGroup" xmlns:wpi="http://schemas.microsoft.com/office/word/2010/wordprocessingInk" xmlns:wne="http://schemas.microsoft.com/office/word/2006/wordml" xmlns:wps="http://schemas.microsoft.com/office/word/2010/wordprocessingShape" mc:Ignorable="w14 w15 w16se w16cid w16 w16cex w16sdtdh w16sdtfl w16du wp14">
   <w:tbl>
     <w:tblPr>
@@ -530,16 +528,6 @@
 
 <file path=word/header1.xml><?xml version="1.0" encoding="utf-8"?>
 <w:hdr xmlns:wpc="http://schemas.microsoft.com/office/word/2010/wordprocessingCanvas" xmlns:cx="http://schemas.microsoft.com/office/drawing/2014/chartex" xmlns:cx1="http://schemas.microsoft.com/office/drawing/2015/9/8/chartex" xmlns:cx2="http://schemas.microsoft.com/office/drawing/2015/10/21/chartex" xmlns:cx3="http://schemas.microsoft.com/office/drawing/2016/5/9/chartex" xmlns:cx4="http://schemas.microsoft.com/office/drawing/2016/5/10/chartex" xmlns:cx5="http://schemas.microsoft.com/office/drawing/2016/5/11/chartex" xmlns:cx6="http://schemas.microsoft.com/office/drawing/2016/5/12/chartex" xmlns:cx7="http://schemas.microsoft.com/office/drawing/2016/5/13/chartex" xmlns:cx8="http://schemas.microsoft.com/office/drawing/2016/5/14/chartex" xmlns:mc="http://schemas.openxmlformats.org/markup-compatibility/2006" xmlns:aink="http://schemas.microsoft.com/office/drawing/2016/ink" xmlns:am3d="http://schemas.microsoft.com/office/drawing/2017/model3d" xmlns:o="urn:schemas-microsoft-com:office:office" xmlns:oel="http://schemas.microsoft.com/office/2019/extlst" xmlns:r="http://schemas.openxmlformats.org/officeDocument/2006/relationships" xmlns:m="http://schemas.openxmlformats.org/officeDocument/2006/math" xmlns:v="urn:schemas-microsoft-com:vml" xmlns:wp14="http://schemas.microsoft.com/office/word/2010/wordprocessingDrawing" xmlns:wp="http://schemas.openxmlformats.org/drawingml/2006/wordprocessingDrawing" xmlns:w10="urn:schemas-microsoft-com:office:word" xmlns:w="http://schemas.openxmlformats.org/wordprocessingml/2006/main" xmlns:w14="http://schemas.microsoft.com/office/word/2010/wordml" xmlns:w15="http://schemas.microsoft.com/office/word/2012/wordml" xmlns:w16cex="http://schemas.microsoft.com/office/word/2018/wordml/cex" xmlns:w16cid="http://schemas.microsoft.com/office/word/2016/wordml/cid" xmlns:w16="http://schemas.microsoft.com/office/word/2018/wordml" xmlns:w16du="http://schemas.microsoft.com/office/word/2023/wordml/word16du" xmlns:w16sdtdh="http://schemas.microsoft.com/office/word/2020/wordml/sdtdatahash" xmlns:w16sdtfl="http://schemas.microsoft.com/office/word/2024/wordml/sdtformatlock" xmlns:w16se="http://schemas.microsoft.com/office/word/2015/wordml/symex" xmlns:wpg="http://schemas.microsoft.com/office/word/2010/wordprocessingGroup" xmlns:wpi="http://schemas.microsoft.com/office/word/2010/wordprocessingInk" xmlns:wne="http://schemas.microsoft.com/office/word/2006/wordml" xmlns:wps="http://schemas.microsoft.com/office/word/2010/wordprocessingShape" mc:Ignorable="w14 w15 w16se w16cid w16 w16cex w16sdtdh w16sdtfl w16du wp14">
-  <w:p>
-    <w:pPr>
-      <w:pStyle w:val="Header"/>
-    </w:pPr>
-  </w:p>
-</w:hdr>
-</file>
-
-<file path=word/header2.xml><?xml version="1.0" encoding="utf-8"?>
-<w:hdr xmlns:wpc="http://schemas.microsoft.com/office/word/2010/wordprocessingCanvas" xmlns:cx="http://schemas.microsoft.com/office/drawing/2014/chartex" xmlns:cx1="http://schemas.microsoft.com/office/drawing/2015/9/8/chartex" xmlns:cx2="http://schemas.microsoft.com/office/drawing/2015/10/21/chartex" xmlns:cx3="http://schemas.microsoft.com/office/drawing/2016/5/9/chartex" xmlns:cx4="http://schemas.microsoft.com/office/drawing/2016/5/10/chartex" xmlns:cx5="http://schemas.microsoft.com/office/drawing/2016/5/11/chartex" xmlns:cx6="http://schemas.microsoft.com/office/drawing/2016/5/12/chartex" xmlns:cx7="http://schemas.microsoft.com/office/drawing/2016/5/13/chartex" xmlns:cx8="http://schemas.microsoft.com/office/drawing/2016/5/14/chartex" xmlns:mc="http://schemas.openxmlformats.org/markup-compatibility/2006" xmlns:aink="http://schemas.microsoft.com/office/drawing/2016/ink" xmlns:am3d="http://schemas.microsoft.com/office/drawing/2017/model3d" xmlns:o="urn:schemas-microsoft-com:office:office" xmlns:oel="http://schemas.microsoft.com/office/2019/extlst" xmlns:r="http://schemas.openxmlformats.org/officeDocument/2006/relationships" xmlns:m="http://schemas.openxmlformats.org/officeDocument/2006/math" xmlns:v="urn:schemas-microsoft-com:vml" xmlns:wp14="http://schemas.microsoft.com/office/word/2010/wordprocessingDrawing" xmlns:wp="http://schemas.openxmlformats.org/drawingml/2006/wordprocessingDrawing" xmlns:w10="urn:schemas-microsoft-com:office:word" xmlns:w="http://schemas.openxmlformats.org/wordprocessingml/2006/main" xmlns:w14="http://schemas.microsoft.com/office/word/2010/wordml" xmlns:w15="http://schemas.microsoft.com/office/word/2012/wordml" xmlns:w16cex="http://schemas.microsoft.com/office/word/2018/wordml/cex" xmlns:w16cid="http://schemas.microsoft.com/office/word/2016/wordml/cid" xmlns:w16="http://schemas.microsoft.com/office/word/2018/wordml" xmlns:w16du="http://schemas.microsoft.com/office/word/2023/wordml/word16du" xmlns:w16sdtdh="http://schemas.microsoft.com/office/word/2020/wordml/sdtdatahash" xmlns:w16sdtfl="http://schemas.microsoft.com/office/word/2024/wordml/sdtformatlock" xmlns:w16se="http://schemas.microsoft.com/office/word/2015/wordml/symex" xmlns:wpg="http://schemas.microsoft.com/office/word/2010/wordprocessingGroup" xmlns:wpi="http://schemas.microsoft.com/office/word/2010/wordprocessingInk" xmlns:wne="http://schemas.microsoft.com/office/word/2006/wordml" xmlns:wps="http://schemas.microsoft.com/office/word/2010/wordprocessingShape" mc:Ignorable="w14 w15 w16se w16cid w16 w16cex w16sdtdh w16sdtfl w16du wp14">
   <w:tbl>
     <w:tblPr>
       <w:tblStyle w:val="BCBlockTable"/>
@@ -547,8 +535,8 @@
       <w:tblLook w:val="0600" w:firstRow="0" w:lastRow="0" w:firstColumn="0" w:lastColumn="0" w:noHBand="1" w:noVBand="1"/>
     </w:tblPr>
     <w:tblGrid>
-      <w:gridCol w:w="5491"/>
-      <w:gridCol w:w="5004"/>
+      <w:gridCol w:w="5220"/>
+      <w:gridCol w:w="5275"/>
     </w:tblGrid>
     <w:tr>
       <w:trPr>
@@ -556,9 +544,13 @@
       </w:trPr>
       <w:tc>
         <w:tcPr>
-          <w:tcW w:w="2616" w:type="pct"/>
+          <w:tcW w:w="2487" w:type="pct"/>
+          <w:vAlign w:val="bottom"/>
         </w:tcPr>
         <w:p>
+          <w:pPr>
+            <w:spacing w:after="60"/>
+          </w:pPr>
           <w:r>
             <w:fldChar w:fldCharType="begin"/>
           </w:r>
@@ -572,28 +564,21 @@
             <w:rPr>
               <w:noProof/>
             </w:rPr>
-            <w:t>Thursday, 10 September 2026</w:t>
+            <w:t>Friday, 11 September 2026</w:t>
           </w:r>
           <w:r>
             <w:fldChar w:fldCharType="end"/>
           </w:r>
         </w:p>
-        <w:p>
-          <w:pPr>
-            <w:spacing w:before="60"/>
-            <w:rPr>
-              <w:color w:val="FFFFFF" w:themeColor="background1"/>
-            </w:rPr>
-          </w:pPr>
-        </w:p>
       </w:tc>
       <w:tc>
         <w:tcPr>
-          <w:tcW w:w="2384" w:type="pct"/>
+          <w:tcW w:w="2513" w:type="pct"/>
         </w:tcPr>
         <w:p>
           <w:pPr>
             <w:pStyle w:val="Title"/>
+            <w:spacing w:after="0"/>
           </w:pPr>
           <w:sdt>
             <w:sdtPr>
@@ -625,16 +610,6 @@
         <w:sz w:val="12"/>
         <w:szCs w:val="12"/>
       </w:rPr>
-    </w:pPr>
-  </w:p>
-</w:hdr>
-</file>
-
-<file path=word/header3.xml><?xml version="1.0" encoding="utf-8"?>
-<w:hdr xmlns:wpc="http://schemas.microsoft.com/office/word/2010/wordprocessingCanvas" xmlns:cx="http://schemas.microsoft.com/office/drawing/2014/chartex" xmlns:cx1="http://schemas.microsoft.com/office/drawing/2015/9/8/chartex" xmlns:cx2="http://schemas.microsoft.com/office/drawing/2015/10/21/chartex" xmlns:cx3="http://schemas.microsoft.com/office/drawing/2016/5/9/chartex" xmlns:cx4="http://schemas.microsoft.com/office/drawing/2016/5/10/chartex" xmlns:cx5="http://schemas.microsoft.com/office/drawing/2016/5/11/chartex" xmlns:cx6="http://schemas.microsoft.com/office/drawing/2016/5/12/chartex" xmlns:cx7="http://schemas.microsoft.com/office/drawing/2016/5/13/chartex" xmlns:cx8="http://schemas.microsoft.com/office/drawing/2016/5/14/chartex" xmlns:mc="http://schemas.openxmlformats.org/markup-compatibility/2006" xmlns:aink="http://schemas.microsoft.com/office/drawing/2016/ink" xmlns:am3d="http://schemas.microsoft.com/office/drawing/2017/model3d" xmlns:o="urn:schemas-microsoft-com:office:office" xmlns:oel="http://schemas.microsoft.com/office/2019/extlst" xmlns:r="http://schemas.openxmlformats.org/officeDocument/2006/relationships" xmlns:m="http://schemas.openxmlformats.org/officeDocument/2006/math" xmlns:v="urn:schemas-microsoft-com:vml" xmlns:wp14="http://schemas.microsoft.com/office/word/2010/wordprocessingDrawing" xmlns:wp="http://schemas.openxmlformats.org/drawingml/2006/wordprocessingDrawing" xmlns:w10="urn:schemas-microsoft-com:office:word" xmlns:w="http://schemas.openxmlformats.org/wordprocessingml/2006/main" xmlns:w14="http://schemas.microsoft.com/office/word/2010/wordml" xmlns:w15="http://schemas.microsoft.com/office/word/2012/wordml" xmlns:w16cex="http://schemas.microsoft.com/office/word/2018/wordml/cex" xmlns:w16cid="http://schemas.microsoft.com/office/word/2016/wordml/cid" xmlns:w16="http://schemas.microsoft.com/office/word/2018/wordml" xmlns:w16du="http://schemas.microsoft.com/office/word/2023/wordml/word16du" xmlns:w16sdtdh="http://schemas.microsoft.com/office/word/2020/wordml/sdtdatahash" xmlns:w16sdtfl="http://schemas.microsoft.com/office/word/2024/wordml/sdtformatlock" xmlns:w16se="http://schemas.microsoft.com/office/word/2015/wordml/symex" xmlns:wpg="http://schemas.microsoft.com/office/word/2010/wordprocessingGroup" xmlns:wpi="http://schemas.microsoft.com/office/word/2010/wordprocessingInk" xmlns:wne="http://schemas.microsoft.com/office/word/2006/wordml" xmlns:wps="http://schemas.microsoft.com/office/word/2010/wordprocessingShape" mc:Ignorable="w14 w15 w16se w16cid w16 w16cex w16sdtdh w16sdtfl w16du wp14">
-  <w:p>
-    <w:pPr>
-      <w:pStyle w:val="Header"/>
     </w:pPr>
   </w:p>
 </w:hdr>
@@ -1854,7 +1829,6 @@
     <w:uiPriority w:val="1"/>
     <w:semiHidden/>
     <w:unhideWhenUsed/>
-    <w:rsid w:val="008C4351"/>
   </w:style>
   <w:style w:type="table" w:default="1" w:styleId="TableNormal">
     <w:name w:val="Normal Table"/>
@@ -1876,7 +1850,6 @@
     <w:uiPriority w:val="99"/>
     <w:semiHidden/>
     <w:unhideWhenUsed/>
-    <w:rsid w:val="008C4351"/>
   </w:style>
   <w:style w:type="table" w:styleId="TableGrid">
     <w:name w:val="Table Grid"/>
@@ -28917,12 +28890,14 @@
     <w:sig w:usb0="E4002EFF" w:usb1="C000E47F" w:usb2="00000009" w:usb3="00000000" w:csb0="000001FF" w:csb1="00000000"/>
   </w:font>
   <w:font w:name="Aptos">
+    <w:panose1 w:val="020B0004020202020204"/>
     <w:charset w:val="00"/>
     <w:family w:val="swiss"/>
     <w:pitch w:val="variable"/>
     <w:sig w:usb0="20000287" w:usb1="00000003" w:usb2="00000000" w:usb3="00000000" w:csb0="0000019F" w:csb1="00000000"/>
   </w:font>
   <w:font w:name="Aptos Display">
+    <w:panose1 w:val="020B0004020202020204"/>
     <w:charset w:val="00"/>
     <w:family w:val="swiss"/>
     <w:pitch w:val="variable"/>
@@ -28948,6 +28923,7 @@
   </w:compat>
   <w:rsids>
     <w:rsidRoot w:val="005E35BE"/>
+    <w:rsid w:val="00016071"/>
     <w:rsid w:val="000263ED"/>
     <w:rsid w:val="00073078"/>
     <w:rsid w:val="0009355D"/>
@@ -28991,8 +28967,10 @@
     <w:rsid w:val="00784F9C"/>
     <w:rsid w:val="007F1293"/>
     <w:rsid w:val="0080614B"/>
+    <w:rsid w:val="0082218F"/>
     <w:rsid w:val="00822ACB"/>
     <w:rsid w:val="00825186"/>
+    <w:rsid w:val="0087642A"/>
     <w:rsid w:val="0089757A"/>
     <w:rsid w:val="008A720C"/>
     <w:rsid w:val="008B6D77"/>
@@ -29013,6 +28991,7 @@
     <w:rsid w:val="00B4682F"/>
     <w:rsid w:val="00B95809"/>
     <w:rsid w:val="00BD662E"/>
+    <w:rsid w:val="00BF23B7"/>
     <w:rsid w:val="00BF27CE"/>
     <w:rsid w:val="00C03606"/>
     <w:rsid w:val="00C773AE"/>

--- a/src/Layers/W1/BaseApp/Foundation/Reporting/ReportParts/HeaderFooterDesign/InternalMinimalistic.docx
+++ b/src/Layers/W1/BaseApp/Foundation/Reporting/ReportParts/HeaderFooterDesign/InternalMinimalistic.docx
@@ -97,7 +97,7 @@
           </w:sdtPr>
           <w:sdtEndPr>
             <w:rPr>
-              <w:rFonts w:ascii="Segoe UI Semibold" w:eastAsiaTheme="minorHAnsi" w:hAnsi="Segoe UI Semibold"/>
+              <w:rFonts w:ascii="Segoe UI Semibold" w:hAnsi="Segoe UI Semibold" w:eastAsiaTheme="minorHAnsi"/>
               <w:sz w:val="16"/>
               <w:szCs w:val="16"/>
             </w:rPr>
@@ -207,6 +207,7 @@
             </w:placeholder>
             <w15:color w:val="808080"/>
             <w:text/>
+            <w:dataBinding w:prefixMappings="xmlns:ns0='urn:microsoft-dynamics-nav/reports/Tenant_Report_Defaults/2000000001/' " w:xpath="/ns0:NavWordReportXmlPart[1]/ns0:BCReportInformation[1]/ns0:ReportRequest[1]/ns0:CompanyName[1]"/>
           </w:sdtPr>
           <w:sdtContent>
             <w:p>
@@ -269,6 +270,7 @@
           </w:placeholder>
           <w15:color w:val="808080"/>
           <w:text/>
+          <w:dataBinding w:prefixMappings="xmlns:ns0='urn:microsoft-dynamics-nav/reports/Tenant_Report_Defaults/2000000001/' " w:xpath="/ns0:NavWordReportXmlPart[1]/ns0:BCReportInformation[1]/ns0:ReportRequest[1]/ns0:UserName[1]"/>
         </w:sdtPr>
         <w:sdtContent>
           <w:tc>
@@ -356,7 +358,7 @@
           </w:sdtPr>
           <w:sdtEndPr>
             <w:rPr>
-              <w:rFonts w:ascii="Segoe UI Semibold" w:eastAsiaTheme="minorHAnsi" w:hAnsi="Segoe UI Semibold"/>
+              <w:rFonts w:ascii="Segoe UI Semibold" w:hAnsi="Segoe UI Semibold" w:eastAsiaTheme="minorHAnsi"/>
               <w:sz w:val="16"/>
               <w:szCs w:val="16"/>
             </w:rPr>
@@ -466,6 +468,7 @@
             </w:placeholder>
             <w15:color w:val="808080"/>
             <w:text/>
+            <w:dataBinding w:prefixMappings="xmlns:ns0='urn:microsoft-dynamics-nav/reports/Tenant_Report_Defaults/2000000001/' " w:xpath="/ns0:NavWordReportXmlPart[1]/ns0:BCReportInformation[1]/ns0:ReportRequest[1]/ns0:CompanyName[1]"/>
           </w:sdtPr>
           <w:sdtContent>
             <w:p>
@@ -590,6 +593,7 @@
               </w:placeholder>
               <w15:color w:val="808080"/>
               <w:text/>
+              <w:dataBinding w:prefixMappings="xmlns:ns0='urn:microsoft-dynamics-nav/reports/Tenant_Report_Defaults/2000000001/' " w:xpath="/ns0:NavWordReportXmlPart[1]/ns0:BCReportInformation[1]/ns0:ReportMetadata[1]/ns0:ReportCaption[1]"/>
             </w:sdtPr>
             <w:sdtContent>
               <w:r>

--- a/src/Layers/W1/BaseApp/Foundation/Reporting/ReportParts/HeaderFooterDesign/InternalMinimalistic.docx
+++ b/src/Layers/W1/BaseApp/Foundation/Reporting/ReportParts/HeaderFooterDesign/InternalMinimalistic.docx
@@ -97,7 +97,7 @@
           </w:sdtPr>
           <w:sdtEndPr>
             <w:rPr>
-              <w:rFonts w:ascii="Segoe UI Semibold" w:eastAsiaTheme="minorHAnsi" w:hAnsi="Segoe UI Semibold"/>
+              <w:rFonts w:ascii="Segoe UI Semibold" w:hAnsi="Segoe UI Semibold" w:eastAsiaTheme="minorHAnsi"/>
               <w:sz w:val="16"/>
               <w:szCs w:val="16"/>
             </w:rPr>
@@ -193,20 +193,7 @@
         </w:tcPr>
         <w:sdt>
           <w:sdtPr>
-            <w:rPr>
-              <w:rFonts w:cs="Segoe UI Semibold"/>
-              <w:b/>
-              <w:bCs/>
-              <w:color w:val="242424"/>
-            </w:rPr>
-            <w:alias w:val="CompanyName"/>
-            <w:tag w:val="#BC:InsertDataItem,BCReportInformation/ReportRequest/CompanyName"/>
-            <w:id w:val="815841956"/>
-            <w:placeholder>
-              <w:docPart w:val="4C9203C94F7743AD8CF7711C41AFB3D8"/>
-            </w:placeholder>
-            <w15:color w:val="808080"/>
-            <w:text/>
+            <w:dataBinding w:prefixMappings="xmlns:ns0='urn:microsoft-dynamics-nav/reports/Tenant_Report_Defaults/2000000001/'" w:xpath="/ns0:NavWordReportXmlPart[1]/ns0:BCReportInformation[1]/ns0:ReportRequest[1]/ns0:CompanyName[1]" w:storeItemID="{9C08F255-E4AE-4F30-87C2-17966DB0AFF9}"/>
           </w:sdtPr>
           <w:sdtContent>
             <w:p>
@@ -257,18 +244,7 @@
       </w:tc>
       <w:sdt>
         <w:sdtPr>
-          <w:rPr>
-            <w:rFonts w:cs="Segoe UI Semibold"/>
-            <w:color w:val="242424"/>
-          </w:rPr>
-          <w:alias w:val="UserName"/>
-          <w:tag w:val="#BC:InsertDataItem,BCReportInformation/ReportRequest/UserName"/>
-          <w:id w:val="-1960483366"/>
-          <w:placeholder>
-            <w:docPart w:val="DefaultPlaceholder_-1854013440"/>
-          </w:placeholder>
-          <w15:color w:val="808080"/>
-          <w:text/>
+          <w:dataBinding w:prefixMappings="xmlns:ns0='urn:microsoft-dynamics-nav/reports/Tenant_Report_Defaults/2000000001/'" w:xpath="/ns0:NavWordReportXmlPart[1]/ns0:BCReportInformation[1]/ns0:ReportRequest[1]/ns0:UserName[1]" w:storeItemID="{9C08F255-E4AE-4F30-87C2-17966DB0AFF9}"/>
         </w:sdtPr>
         <w:sdtContent>
           <w:tc>
@@ -356,7 +332,7 @@
           </w:sdtPr>
           <w:sdtEndPr>
             <w:rPr>
-              <w:rFonts w:ascii="Segoe UI Semibold" w:eastAsiaTheme="minorHAnsi" w:hAnsi="Segoe UI Semibold"/>
+              <w:rFonts w:ascii="Segoe UI Semibold" w:hAnsi="Segoe UI Semibold" w:eastAsiaTheme="minorHAnsi"/>
               <w:sz w:val="16"/>
               <w:szCs w:val="16"/>
             </w:rPr>
@@ -452,20 +428,7 @@
         </w:tcPr>
         <w:sdt>
           <w:sdtPr>
-            <w:rPr>
-              <w:rFonts w:cs="Segoe UI Semibold"/>
-              <w:b/>
-              <w:bCs/>
-              <w:color w:val="242424"/>
-            </w:rPr>
-            <w:alias w:val="CompanyName"/>
-            <w:tag w:val="#BC:InsertDataItem,BCReportInformation/ReportRequest/CompanyName"/>
-            <w:id w:val="-617988377"/>
-            <w:placeholder>
-              <w:docPart w:val="FE77510470DF4802AFBDA309274C736A"/>
-            </w:placeholder>
-            <w15:color w:val="808080"/>
-            <w:text/>
+            <w:dataBinding w:prefixMappings="xmlns:ns0='urn:microsoft-dynamics-nav/reports/Tenant_Report_Defaults/2000000001/'" w:xpath="/ns0:NavWordReportXmlPart[1]/ns0:BCReportInformation[1]/ns0:ReportRequest[1]/ns0:CompanyName[1]" w:storeItemID="{9C08F255-E4AE-4F30-87C2-17966DB0AFF9}"/>
           </w:sdtPr>
           <w:sdtContent>
             <w:p>
@@ -582,14 +545,7 @@
           </w:pPr>
           <w:sdt>
             <w:sdtPr>
-              <w:alias w:val="ReportCaption"/>
-              <w:tag w:val="#BC:InsertDataItem,BCReportInformation/ReportMetadata/ReportCaption"/>
-              <w:id w:val="1251386124"/>
-              <w:placeholder>
-                <w:docPart w:val="DefaultPlaceholder_-1854013440"/>
-              </w:placeholder>
-              <w15:color w:val="808080"/>
-              <w:text/>
+              <w:dataBinding w:prefixMappings="xmlns:ns0='urn:microsoft-dynamics-nav/reports/Tenant_Report_Defaults/2000000001/'" w:xpath="/ns0:NavWordReportXmlPart[1]/ns0:BCReportInformation[1]/ns0:ReportMetadata[1]/ns0:ReportCaption[1]" w:storeItemID="{9C08F255-E4AE-4F30-87C2-17966DB0AFF9}"/>
             </w:sdtPr>
             <w:sdtContent>
               <w:r>

--- a/src/Layers/W1/BaseApp/Foundation/Reporting/ReportParts/HeaderFooterDesign/InternalMinimalistic.docx
+++ b/src/Layers/W1/BaseApp/Foundation/Reporting/ReportParts/HeaderFooterDesign/InternalMinimalistic.docx
@@ -2,6 +2,11 @@
 <file path=word/document.xml><?xml version="1.0" encoding="utf-8"?>
 <w:document xmlns:wpc="http://schemas.microsoft.com/office/word/2010/wordprocessingCanvas" xmlns:cx="http://schemas.microsoft.com/office/drawing/2014/chartex" xmlns:cx1="http://schemas.microsoft.com/office/drawing/2015/9/8/chartex" xmlns:cx2="http://schemas.microsoft.com/office/drawing/2015/10/21/chartex" xmlns:cx3="http://schemas.microsoft.com/office/drawing/2016/5/9/chartex" xmlns:cx4="http://schemas.microsoft.com/office/drawing/2016/5/10/chartex" xmlns:cx5="http://schemas.microsoft.com/office/drawing/2016/5/11/chartex" xmlns:cx6="http://schemas.microsoft.com/office/drawing/2016/5/12/chartex" xmlns:cx7="http://schemas.microsoft.com/office/drawing/2016/5/13/chartex" xmlns:cx8="http://schemas.microsoft.com/office/drawing/2016/5/14/chartex" xmlns:mc="http://schemas.openxmlformats.org/markup-compatibility/2006" xmlns:aink="http://schemas.microsoft.com/office/drawing/2016/ink" xmlns:am3d="http://schemas.microsoft.com/office/drawing/2017/model3d" xmlns:o="urn:schemas-microsoft-com:office:office" xmlns:oel="http://schemas.microsoft.com/office/2019/extlst" xmlns:r="http://schemas.openxmlformats.org/officeDocument/2006/relationships" xmlns:m="http://schemas.openxmlformats.org/officeDocument/2006/math" xmlns:v="urn:schemas-microsoft-com:vml" xmlns:wp14="http://schemas.microsoft.com/office/word/2010/wordprocessingDrawing" xmlns:wp="http://schemas.openxmlformats.org/drawingml/2006/wordprocessingDrawing" xmlns:w10="urn:schemas-microsoft-com:office:word" xmlns:w="http://schemas.openxmlformats.org/wordprocessingml/2006/main" xmlns:w14="http://schemas.microsoft.com/office/word/2010/wordml" xmlns:w15="http://schemas.microsoft.com/office/word/2012/wordml" xmlns:w16cex="http://schemas.microsoft.com/office/word/2018/wordml/cex" xmlns:w16cid="http://schemas.microsoft.com/office/word/2016/wordml/cid" xmlns:w16="http://schemas.microsoft.com/office/word/2018/wordml" xmlns:w16du="http://schemas.microsoft.com/office/word/2023/wordml/word16du" xmlns:w16sdtdh="http://schemas.microsoft.com/office/word/2020/wordml/sdtdatahash" xmlns:w16sdtfl="http://schemas.microsoft.com/office/word/2024/wordml/sdtformatlock" xmlns:w16se="http://schemas.microsoft.com/office/word/2015/wordml/symex" xmlns:wpg="http://schemas.microsoft.com/office/word/2010/wordprocessingGroup" xmlns:wpi="http://schemas.microsoft.com/office/word/2010/wordprocessingInk" xmlns:wne="http://schemas.microsoft.com/office/word/2006/wordml" xmlns:wps="http://schemas.microsoft.com/office/word/2010/wordprocessingShape" mc:Ignorable="w14 w15 w16se w16cid w16 w16cex w16sdtdh w16sdtfl w16du wp14">
   <w:body>
+    <w:p>
+      <w:pPr>
+        <w:pStyle w:val="BCLabelNumber"/>
+      </w:pPr>
+    </w:p>
     <w:p>
       <w:pPr>
         <w:spacing w:line="259" w:lineRule="auto"/>
@@ -11,12 +16,11 @@
       <w:pPr>
         <w:spacing w:line="259" w:lineRule="auto"/>
       </w:pPr>
-    </w:p>
-    <w:p>
       <w:r>
-        <w:br w:type="column"/>
+        <w:br w:type="page"/>
       </w:r>
     </w:p>
+    <w:p/>
     <w:p/>
     <w:sectPr>
       <w:headerReference w:type="default" r:id="rId13"/>
@@ -60,11 +64,8 @@
 <w:ftr xmlns:wpc="http://schemas.microsoft.com/office/word/2010/wordprocessingCanvas" xmlns:cx="http://schemas.microsoft.com/office/drawing/2014/chartex" xmlns:cx1="http://schemas.microsoft.com/office/drawing/2015/9/8/chartex" xmlns:cx2="http://schemas.microsoft.com/office/drawing/2015/10/21/chartex" xmlns:cx3="http://schemas.microsoft.com/office/drawing/2016/5/9/chartex" xmlns:cx4="http://schemas.microsoft.com/office/drawing/2016/5/10/chartex" xmlns:cx5="http://schemas.microsoft.com/office/drawing/2016/5/11/chartex" xmlns:cx6="http://schemas.microsoft.com/office/drawing/2016/5/12/chartex" xmlns:cx7="http://schemas.microsoft.com/office/drawing/2016/5/13/chartex" xmlns:cx8="http://schemas.microsoft.com/office/drawing/2016/5/14/chartex" xmlns:mc="http://schemas.openxmlformats.org/markup-compatibility/2006" xmlns:aink="http://schemas.microsoft.com/office/drawing/2016/ink" xmlns:am3d="http://schemas.microsoft.com/office/drawing/2017/model3d" xmlns:o="urn:schemas-microsoft-com:office:office" xmlns:oel="http://schemas.microsoft.com/office/2019/extlst" xmlns:r="http://schemas.openxmlformats.org/officeDocument/2006/relationships" xmlns:m="http://schemas.openxmlformats.org/officeDocument/2006/math" xmlns:v="urn:schemas-microsoft-com:vml" xmlns:wp14="http://schemas.microsoft.com/office/word/2010/wordprocessingDrawing" xmlns:wp="http://schemas.openxmlformats.org/drawingml/2006/wordprocessingDrawing" xmlns:w10="urn:schemas-microsoft-com:office:word" xmlns:w="http://schemas.openxmlformats.org/wordprocessingml/2006/main" xmlns:w14="http://schemas.microsoft.com/office/word/2010/wordml" xmlns:w15="http://schemas.microsoft.com/office/word/2012/wordml" xmlns:w16cex="http://schemas.microsoft.com/office/word/2018/wordml/cex" xmlns:w16cid="http://schemas.microsoft.com/office/word/2016/wordml/cid" xmlns:w16="http://schemas.microsoft.com/office/word/2018/wordml" xmlns:w16du="http://schemas.microsoft.com/office/word/2023/wordml/word16du" xmlns:w16sdtdh="http://schemas.microsoft.com/office/word/2020/wordml/sdtdatahash" xmlns:w16sdtfl="http://schemas.microsoft.com/office/word/2024/wordml/sdtformatlock" xmlns:w16se="http://schemas.microsoft.com/office/word/2015/wordml/symex" xmlns:wpg="http://schemas.microsoft.com/office/word/2010/wordprocessingGroup" xmlns:wpi="http://schemas.microsoft.com/office/word/2010/wordprocessingInk" xmlns:wne="http://schemas.microsoft.com/office/word/2006/wordml" xmlns:wps="http://schemas.microsoft.com/office/word/2010/wordprocessingShape" mc:Ignorable="w14 w15 w16se w16cid w16 w16cex w16sdtdh w16sdtfl w16du wp14">
   <w:tbl>
     <w:tblPr>
+      <w:tblStyle w:val="BCBlockTable"/>
       <w:tblW w:w="5000" w:type="pct"/>
-      <w:tblCellMar>
-        <w:left w:w="0" w:type="dxa"/>
-        <w:right w:w="0" w:type="dxa"/>
-      </w:tblCellMar>
       <w:tblLook w:val="0600" w:firstRow="0" w:lastRow="0" w:firstColumn="0" w:lastColumn="0" w:noHBand="1" w:noVBand="1"/>
     </w:tblPr>
     <w:tblGrid>
@@ -85,7 +86,6 @@
           <w:sdtPr>
             <w:rPr>
               <w:rFonts w:eastAsiaTheme="minorEastAsia"/>
-              <w:color w:val="242424"/>
               <w:sz w:val="17"/>
               <w:szCs w:val="17"/>
             </w:rPr>
@@ -97,25 +97,22 @@
           </w:sdtPr>
           <w:sdtEndPr>
             <w:rPr>
-              <w:rFonts w:ascii="Segoe UI Semibold" w:eastAsiaTheme="minorHAnsi" w:hAnsi="Segoe UI Semibold"/>
-              <w:sz w:val="16"/>
-              <w:szCs w:val="16"/>
+              <w:rFonts w:eastAsiaTheme="minorHAnsi"/>
+              <w:sz w:val="24"/>
+              <w:szCs w:val="24"/>
             </w:rPr>
           </w:sdtEndPr>
           <w:sdtContent>
             <w:p>
               <w:pPr>
-                <w:spacing w:after="0"/>
                 <w:rPr>
                   <w:rFonts w:eastAsiaTheme="minorEastAsia"/>
-                  <w:color w:val="242424"/>
                   <w:sz w:val="17"/>
                   <w:szCs w:val="17"/>
                 </w:rPr>
               </w:pPr>
               <w:r>
                 <w:rPr>
-                  <w:color w:val="auto"/>
                   <w:kern w:val="0"/>
                   <w:sz w:val="22"/>
                   <w:szCs w:val="22"/>
@@ -127,7 +124,6 @@
               </w:r>
               <w:r>
                 <w:rPr>
-                  <w:color w:val="auto"/>
                   <w:kern w:val="0"/>
                   <w:sz w:val="22"/>
                   <w:szCs w:val="22"/>
@@ -137,7 +133,6 @@
               <w:r>
                 <w:rPr>
                   <w:rFonts w:eastAsiaTheme="minorEastAsia"/>
-                  <w:color w:val="242424"/>
                   <w:sz w:val="17"/>
                   <w:szCs w:val="17"/>
                 </w:rPr>
@@ -146,7 +141,6 @@
               <w:r>
                 <w:rPr>
                   <w:rFonts w:eastAsiaTheme="minorEastAsia"/>
-                  <w:color w:val="242424"/>
                   <w:sz w:val="17"/>
                   <w:szCs w:val="17"/>
                 </w:rPr>
@@ -155,7 +149,6 @@
               <w:r>
                 <w:rPr>
                   <w:rFonts w:eastAsiaTheme="minorEastAsia"/>
-                  <w:color w:val="242424"/>
                   <w:sz w:val="17"/>
                   <w:szCs w:val="17"/>
                 </w:rPr>
@@ -173,7 +166,6 @@
               <w:r>
                 <w:rPr>
                   <w:rFonts w:eastAsiaTheme="minorEastAsia"/>
-                  <w:color w:val="242424"/>
                   <w:sz w:val="17"/>
                   <w:szCs w:val="17"/>
                 </w:rPr>
@@ -194,10 +186,8 @@
         <w:sdt>
           <w:sdtPr>
             <w:rPr>
-              <w:rFonts w:cs="Segoe UI Semibold"/>
               <w:b/>
               <w:bCs/>
-              <w:color w:val="242424"/>
             </w:rPr>
             <w:alias w:val="CompanyName"/>
             <w:tag w:val="#BC:InsertDataItem,BCReportInformation/ReportRequest/CompanyName"/>
@@ -211,20 +201,16 @@
           <w:sdtContent>
             <w:p>
               <w:pPr>
-                <w:spacing w:before="120" w:after="0"/>
+                <w:spacing w:before="120"/>
                 <w:rPr>
-                  <w:rFonts w:cs="Segoe UI Semibold"/>
                   <w:b/>
                   <w:bCs/>
-                  <w:color w:val="242424"/>
                 </w:rPr>
               </w:pPr>
               <w:r>
                 <w:rPr>
-                  <w:rFonts w:cs="Segoe UI Semibold"/>
                   <w:b/>
                   <w:bCs/>
-                  <w:color w:val="242424"/>
                 </w:rPr>
                 <w:t>Company Name</w:t>
               </w:r>
@@ -245,10 +231,8 @@
         </w:tcPr>
         <w:p>
           <w:pPr>
-            <w:spacing w:after="0"/>
             <w:rPr>
               <w:rFonts w:eastAsiaTheme="minorEastAsia"/>
-              <w:color w:val="242424"/>
               <w:sz w:val="17"/>
               <w:szCs w:val="17"/>
             </w:rPr>
@@ -257,10 +241,6 @@
       </w:tc>
       <w:sdt>
         <w:sdtPr>
-          <w:rPr>
-            <w:rFonts w:cs="Segoe UI Semibold"/>
-            <w:color w:val="242424"/>
-          </w:rPr>
           <w:alias w:val="UserName"/>
           <w:tag w:val="#BC:InsertDataItem,BCReportInformation/ReportRequest/UserName"/>
           <w:id w:val="-1960483366"/>
@@ -278,20 +258,13 @@
             </w:tcPr>
             <w:p>
               <w:pPr>
-                <w:spacing w:after="0"/>
                 <w:rPr>
-                  <w:rFonts w:cs="Segoe UI Semibold"/>
                   <w:b/>
                   <w:bCs/>
-                  <w:color w:val="242424"/>
                 </w:rPr>
               </w:pPr>
               <w:proofErr w:type="gramStart"/>
               <w:r>
-                <w:rPr>
-                  <w:rFonts w:cs="Segoe UI Semibold"/>
-                  <w:color w:val="242424"/>
-                </w:rPr>
                 <w:t>User Name</w:t>
               </w:r>
               <w:proofErr w:type="gramEnd"/>
@@ -306,8 +279,6 @@
       <w:pStyle w:val="Pagina"/>
       <w:spacing w:after="0" w:line="240" w:lineRule="auto"/>
       <w:rPr>
-        <w:rFonts w:cs="Segoe UI Semibold"/>
-        <w:color w:val="242424"/>
         <w:sz w:val="22"/>
         <w:szCs w:val="22"/>
       </w:rPr>
@@ -320,11 +291,8 @@
 <w:ftr xmlns:wpc="http://schemas.microsoft.com/office/word/2010/wordprocessingCanvas" xmlns:cx="http://schemas.microsoft.com/office/drawing/2014/chartex" xmlns:cx1="http://schemas.microsoft.com/office/drawing/2015/9/8/chartex" xmlns:cx2="http://schemas.microsoft.com/office/drawing/2015/10/21/chartex" xmlns:cx3="http://schemas.microsoft.com/office/drawing/2016/5/9/chartex" xmlns:cx4="http://schemas.microsoft.com/office/drawing/2016/5/10/chartex" xmlns:cx5="http://schemas.microsoft.com/office/drawing/2016/5/11/chartex" xmlns:cx6="http://schemas.microsoft.com/office/drawing/2016/5/12/chartex" xmlns:cx7="http://schemas.microsoft.com/office/drawing/2016/5/13/chartex" xmlns:cx8="http://schemas.microsoft.com/office/drawing/2016/5/14/chartex" xmlns:mc="http://schemas.openxmlformats.org/markup-compatibility/2006" xmlns:aink="http://schemas.microsoft.com/office/drawing/2016/ink" xmlns:am3d="http://schemas.microsoft.com/office/drawing/2017/model3d" xmlns:o="urn:schemas-microsoft-com:office:office" xmlns:oel="http://schemas.microsoft.com/office/2019/extlst" xmlns:r="http://schemas.openxmlformats.org/officeDocument/2006/relationships" xmlns:m="http://schemas.openxmlformats.org/officeDocument/2006/math" xmlns:v="urn:schemas-microsoft-com:vml" xmlns:wp14="http://schemas.microsoft.com/office/word/2010/wordprocessingDrawing" xmlns:wp="http://schemas.openxmlformats.org/drawingml/2006/wordprocessingDrawing" xmlns:w10="urn:schemas-microsoft-com:office:word" xmlns:w="http://schemas.openxmlformats.org/wordprocessingml/2006/main" xmlns:w14="http://schemas.microsoft.com/office/word/2010/wordml" xmlns:w15="http://schemas.microsoft.com/office/word/2012/wordml" xmlns:w16cex="http://schemas.microsoft.com/office/word/2018/wordml/cex" xmlns:w16cid="http://schemas.microsoft.com/office/word/2016/wordml/cid" xmlns:w16="http://schemas.microsoft.com/office/word/2018/wordml" xmlns:w16du="http://schemas.microsoft.com/office/word/2023/wordml/word16du" xmlns:w16sdtdh="http://schemas.microsoft.com/office/word/2020/wordml/sdtdatahash" xmlns:w16sdtfl="http://schemas.microsoft.com/office/word/2024/wordml/sdtformatlock" xmlns:w16se="http://schemas.microsoft.com/office/word/2015/wordml/symex" xmlns:wpg="http://schemas.microsoft.com/office/word/2010/wordprocessingGroup" xmlns:wpi="http://schemas.microsoft.com/office/word/2010/wordprocessingInk" xmlns:wne="http://schemas.microsoft.com/office/word/2006/wordml" xmlns:wps="http://schemas.microsoft.com/office/word/2010/wordprocessingShape" mc:Ignorable="w14 w15 w16se w16cid w16 w16cex w16sdtdh w16sdtfl w16du wp14">
   <w:tbl>
     <w:tblPr>
+      <w:tblStyle w:val="BCBlockTable"/>
       <w:tblW w:w="5000" w:type="pct"/>
-      <w:tblCellMar>
-        <w:left w:w="0" w:type="dxa"/>
-        <w:right w:w="0" w:type="dxa"/>
-      </w:tblCellMar>
       <w:tblLook w:val="04A0" w:firstRow="1" w:lastRow="0" w:firstColumn="1" w:lastColumn="0" w:noHBand="0" w:noVBand="1"/>
     </w:tblPr>
     <w:tblGrid>
@@ -333,6 +301,7 @@
     </w:tblGrid>
     <w:tr>
       <w:trPr>
+        <w:cnfStyle w:val="100000000000" w:firstRow="1" w:lastRow="0" w:firstColumn="0" w:lastColumn="0" w:oddVBand="0" w:evenVBand="0" w:oddHBand="0" w:evenHBand="0" w:firstRowFirstColumn="0" w:firstRowLastColumn="0" w:lastRowFirstColumn="0" w:lastRowLastColumn="0"/>
         <w:trHeight w:val="577"/>
       </w:trPr>
       <w:tc>
@@ -344,7 +313,6 @@
           <w:sdtPr>
             <w:rPr>
               <w:rFonts w:eastAsiaTheme="minorEastAsia"/>
-              <w:color w:val="242424"/>
               <w:sz w:val="17"/>
               <w:szCs w:val="17"/>
             </w:rPr>
@@ -356,25 +324,22 @@
           </w:sdtPr>
           <w:sdtEndPr>
             <w:rPr>
-              <w:rFonts w:ascii="Segoe UI Semibold" w:eastAsiaTheme="minorHAnsi" w:hAnsi="Segoe UI Semibold"/>
-              <w:sz w:val="16"/>
-              <w:szCs w:val="16"/>
+              <w:rFonts w:eastAsiaTheme="minorHAnsi"/>
+              <w:sz w:val="24"/>
+              <w:szCs w:val="24"/>
             </w:rPr>
           </w:sdtEndPr>
           <w:sdtContent>
             <w:p>
               <w:pPr>
-                <w:spacing w:after="0"/>
                 <w:rPr>
                   <w:rFonts w:eastAsiaTheme="minorEastAsia"/>
-                  <w:color w:val="242424"/>
                   <w:sz w:val="17"/>
                   <w:szCs w:val="17"/>
                 </w:rPr>
               </w:pPr>
               <w:r>
                 <w:rPr>
-                  <w:color w:val="auto"/>
                   <w:kern w:val="0"/>
                   <w:sz w:val="22"/>
                   <w:szCs w:val="22"/>
@@ -386,7 +351,6 @@
               </w:r>
               <w:r>
                 <w:rPr>
-                  <w:color w:val="auto"/>
                   <w:kern w:val="0"/>
                   <w:sz w:val="22"/>
                   <w:szCs w:val="22"/>
@@ -396,7 +360,6 @@
               <w:r>
                 <w:rPr>
                   <w:rFonts w:eastAsiaTheme="minorEastAsia"/>
-                  <w:color w:val="242424"/>
                   <w:sz w:val="17"/>
                   <w:szCs w:val="17"/>
                 </w:rPr>
@@ -405,7 +368,6 @@
               <w:r>
                 <w:rPr>
                   <w:rFonts w:eastAsiaTheme="minorEastAsia"/>
-                  <w:color w:val="242424"/>
                   <w:sz w:val="17"/>
                   <w:szCs w:val="17"/>
                 </w:rPr>
@@ -414,7 +376,6 @@
               <w:r>
                 <w:rPr>
                   <w:rFonts w:eastAsiaTheme="minorEastAsia"/>
-                  <w:color w:val="242424"/>
                   <w:sz w:val="17"/>
                   <w:szCs w:val="17"/>
                 </w:rPr>
@@ -432,7 +393,6 @@
               <w:r>
                 <w:rPr>
                   <w:rFonts w:eastAsiaTheme="minorEastAsia"/>
-                  <w:color w:val="242424"/>
                   <w:sz w:val="17"/>
                   <w:szCs w:val="17"/>
                 </w:rPr>
@@ -453,10 +413,8 @@
         <w:sdt>
           <w:sdtPr>
             <w:rPr>
-              <w:rFonts w:cs="Segoe UI Semibold"/>
               <w:b/>
               <w:bCs/>
-              <w:color w:val="242424"/>
             </w:rPr>
             <w:alias w:val="CompanyName"/>
             <w:tag w:val="#BC:InsertDataItem,BCReportInformation/ReportRequest/CompanyName"/>
@@ -470,20 +428,15 @@
           <w:sdtContent>
             <w:p>
               <w:pPr>
-                <w:spacing w:after="0"/>
                 <w:rPr>
-                  <w:rFonts w:cs="Segoe UI Semibold"/>
                   <w:b/>
                   <w:bCs/>
-                  <w:color w:val="242424"/>
                 </w:rPr>
               </w:pPr>
               <w:r>
                 <w:rPr>
-                  <w:rFonts w:cs="Segoe UI Semibold"/>
                   <w:b/>
                   <w:bCs/>
-                  <w:color w:val="242424"/>
                 </w:rPr>
                 <w:t>Company Name</w:t>
               </w:r>
@@ -564,7 +517,7 @@
             <w:rPr>
               <w:noProof/>
             </w:rPr>
-            <w:t>Friday, 11 September 2026</w:t>
+            <w:t>Friday, 9 October 2026</w:t>
           </w:r>
           <w:r>
             <w:fldChar w:fldCharType="end"/>
@@ -1630,15 +1583,14 @@
   <w:style w:type="paragraph" w:default="1" w:styleId="Normal">
     <w:name w:val="Normal"/>
     <w:qFormat/>
-    <w:rsid w:val="008C4351"/>
+    <w:rsid w:val="00094900"/>
     <w:pPr>
       <w:spacing w:line="278" w:lineRule="auto"/>
     </w:pPr>
     <w:rPr>
-      <w:color w:val="000000" w:themeColor="text1"/>
       <w:kern w:val="2"/>
-      <w:sz w:val="16"/>
-      <w:szCs w:val="16"/>
+      <w:sz w:val="24"/>
+      <w:szCs w:val="24"/>
       <w14:ligatures w14:val="standardContextual"/>
     </w:rPr>
   </w:style>
@@ -1695,8 +1647,6 @@
     <w:rPr>
       <w:rFonts w:asciiTheme="majorHAnsi" w:eastAsiaTheme="majorEastAsia" w:hAnsiTheme="majorHAnsi" w:cstheme="majorBidi"/>
       <w:color w:val="1F4D78" w:themeColor="accent1" w:themeShade="7F"/>
-      <w:sz w:val="24"/>
-      <w:szCs w:val="24"/>
     </w:rPr>
   </w:style>
   <w:style w:type="paragraph" w:styleId="Heading4">
@@ -1829,6 +1779,7 @@
     <w:uiPriority w:val="1"/>
     <w:semiHidden/>
     <w:unhideWhenUsed/>
+    <w:rsid w:val="00094900"/>
   </w:style>
   <w:style w:type="table" w:default="1" w:styleId="TableNormal">
     <w:name w:val="Normal Table"/>
@@ -1850,6 +1801,7 @@
     <w:uiPriority w:val="99"/>
     <w:semiHidden/>
     <w:unhideWhenUsed/>
+    <w:rsid w:val="00094900"/>
   </w:style>
   <w:style w:type="table" w:styleId="TableGrid">
     <w:name w:val="Table Grid"/>
@@ -2172,9 +2124,7 @@
     <w:qFormat/>
     <w:rsid w:val="006A7DAE"/>
     <w:rPr>
-      <w:rFonts w:ascii="Segoe UI" w:hAnsi="Segoe UI"/>
       <w:sz w:val="18"/>
-      <w:szCs w:val="24"/>
     </w:rPr>
   </w:style>
   <w:style w:type="character" w:customStyle="1" w:styleId="PaginaChar">
@@ -28388,7 +28338,6 @@
     <w:basedOn w:val="NoSpacing"/>
     <w:next w:val="Normal"/>
     <w:uiPriority w:val="2"/>
-    <w:qFormat/>
     <w:rsid w:val="008C4351"/>
     <w:pPr>
       <w:keepNext/>
@@ -28402,7 +28351,6 @@
     <w:basedOn w:val="BCLabel"/>
     <w:next w:val="Normal"/>
     <w:uiPriority w:val="2"/>
-    <w:qFormat/>
     <w:rsid w:val="008C4351"/>
     <w:rPr>
       <w14:numSpacing w14:val="tabular"/>
@@ -28413,7 +28361,6 @@
     <w:basedOn w:val="NoSpacing"/>
     <w:next w:val="Normal"/>
     <w:uiPriority w:val="2"/>
-    <w:qFormat/>
     <w:rsid w:val="008C4351"/>
     <w:rPr>
       <w14:numSpacing w14:val="tabular"/>
@@ -28424,7 +28371,6 @@
     <w:basedOn w:val="Quote"/>
     <w:next w:val="Normal"/>
     <w:uiPriority w:val="2"/>
-    <w:qFormat/>
     <w:rsid w:val="008C4351"/>
     <w:pPr>
       <w:tabs>
@@ -28876,28 +28822,19 @@
     <w:sig w:usb0="00000001" w:usb1="10000040" w:usb2="00000000" w:usb3="00000000" w:csb0="80000001" w:csb1="00000000"/>
   </w:font>
   <w:font w:name="IDAutomation2D">
-    <w:altName w:val="Times New Roman"/>
+    <w:altName w:val="Cambria"/>
     <w:charset w:val="00"/>
     <w:family w:val="auto"/>
     <w:pitch w:val="variable"/>
     <w:sig w:usb0="00000003" w:usb1="10000000" w:usb2="00000000" w:usb3="00000000" w:csb0="80000001" w:csb1="00000000"/>
   </w:font>
-  <w:font w:name="Segoe UI Semibold">
-    <w:panose1 w:val="020B0702040204020203"/>
-    <w:charset w:val="00"/>
-    <w:family w:val="swiss"/>
-    <w:pitch w:val="variable"/>
-    <w:sig w:usb0="E4002EFF" w:usb1="C000E47F" w:usb2="00000009" w:usb3="00000000" w:csb0="000001FF" w:csb1="00000000"/>
-  </w:font>
   <w:font w:name="Aptos">
-    <w:panose1 w:val="020B0004020202020204"/>
     <w:charset w:val="00"/>
     <w:family w:val="swiss"/>
     <w:pitch w:val="variable"/>
     <w:sig w:usb0="20000287" w:usb1="00000003" w:usb2="00000000" w:usb3="00000000" w:csb0="0000019F" w:csb1="00000000"/>
   </w:font>
   <w:font w:name="Aptos Display">
-    <w:panose1 w:val="020B0004020202020204"/>
     <w:charset w:val="00"/>
     <w:family w:val="swiss"/>
     <w:pitch w:val="variable"/>
@@ -28970,6 +28907,7 @@
     <w:rsid w:val="0082218F"/>
     <w:rsid w:val="00822ACB"/>
     <w:rsid w:val="00825186"/>
+    <w:rsid w:val="00827C01"/>
     <w:rsid w:val="0087642A"/>
     <w:rsid w:val="0089757A"/>
     <w:rsid w:val="008A720C"/>
@@ -28994,8 +28932,10 @@
     <w:rsid w:val="00BF23B7"/>
     <w:rsid w:val="00BF27CE"/>
     <w:rsid w:val="00C03606"/>
+    <w:rsid w:val="00C07AEC"/>
     <w:rsid w:val="00C773AE"/>
     <w:rsid w:val="00C8114F"/>
+    <w:rsid w:val="00C931EF"/>
     <w:rsid w:val="00CB7A61"/>
     <w:rsid w:val="00CB7A74"/>
     <w:rsid w:val="00CC7327"/>
@@ -29803,6 +29743,15 @@
 </file>
 
 <file path=customXml/item1.xml><?xml version="1.0" encoding="utf-8"?>
+<?mso-contentType ?>
+<FormTemplates xmlns="http://schemas.microsoft.com/sharepoint/v3/contenttype/forms">
+  <Display>DocumentLibraryForm</Display>
+  <Edit>DocumentLibraryForm</Edit>
+  <New>DocumentLibraryForm</New>
+</FormTemplates>
+</file>
+
+<file path=customXml/item2.xml><?xml version="1.0" encoding="utf-8"?>
 <ct:contentTypeSchema xmlns:ct="http://schemas.microsoft.com/office/2006/metadata/contentType" xmlns:ma="http://schemas.microsoft.com/office/2006/metadata/properties/metaAttributes" ct:_="" ma:_="" ma:contentTypeName="Document" ma:contentTypeID="0x0101001DCAE6B6EBFA5442B0B9E84E60AFF245" ma:contentTypeVersion="18" ma:contentTypeDescription="Create a new document." ma:contentTypeScope="" ma:versionID="69eec3b24558e1297a79cd42e69b0397">
   <xsd:schema xmlns:xsd="http://www.w3.org/2001/XMLSchema" xmlns:xs="http://www.w3.org/2001/XMLSchema" xmlns:p="http://schemas.microsoft.com/office/2006/metadata/properties" xmlns:ns1="http://schemas.microsoft.com/sharepoint/v3" xmlns:ns2="178f68d8-b893-4efd-8406-fab0f21873e4" xmlns:ns3="b83e059f-de16-406c-a902-3d56d4e79ec8" targetNamespace="http://schemas.microsoft.com/office/2006/metadata/properties" ma:root="true" ma:fieldsID="0f52a3acd42ec0bd0d267ba89c916a39" ns1:_="" ns2:_="" ns3:_="">
     <xsd:import namespace="http://schemas.microsoft.com/sharepoint/v3"/>
@@ -30068,11 +30017,11 @@
 </ct:contentTypeSchema>
 </file>
 
-<file path=customXml/item2.xml><?xml version="1.0" encoding="utf-8"?>
+<file path=customXml/item3.xml><?xml version="1.0" encoding="utf-8"?>
 <b:Sources xmlns:b="http://schemas.openxmlformats.org/officeDocument/2006/bibliography" xmlns="http://schemas.openxmlformats.org/officeDocument/2006/bibliography" SelectedStyle="\APASixthEditionOfficeOnline.xsl" StyleName="APA" Version="6"/>
 </file>
 
-<file path=customXml/item3.xml>��< ? x m l   v e r s i o n = " 1 . 0 "   e n c o d i n g = " u t f - 1 6 " ? > < N a v W o r d R e p o r t X m l P a r t   x m l n s = " u r n : m i c r o s o f t - d y n a m i c s - n a v / r e p o r t s / T e n a n t _ R e p o r t _ D e f a u l t s / 2 0 0 0 0 0 0 0 0 1 / " > +<file path=customXml/item4.xml>��< ? x m l   v e r s i o n = " 1 . 0 "   e n c o d i n g = " u t f - 1 6 " ? > < N a v W o r d R e p o r t X m l P a r t   x m l n s = " u r n : m i c r o s o f t - d y n a m i c s - n a v / r e p o r t s / T e n a n t _ R e p o r t _ D e f a u l t s / 2 0 0 0 0 0 0 0 0 1 / " >   
      < B C R e p o r t I n f o r m a t i o n >   
@@ -30221,7 +30170,7 @@
  < / N a v W o r d R e p o r t X m l P a r t > 
 </file>
 
-<file path=customXml/item4.xml><?xml version="1.0" encoding="utf-8"?>
+<file path=customXml/item5.xml><?xml version="1.0" encoding="utf-8"?>
 <p:properties xmlns:p="http://schemas.microsoft.com/office/2006/metadata/properties" xmlns:xsi="http://www.w3.org/2001/XMLSchema-instance" xmlns:pc="http://schemas.microsoft.com/office/infopath/2007/PartnerControls">
   <documentManagement>
     <Package xmlns="178f68d8-b893-4efd-8406-fab0f21873e4" xsi:nil="true"/>
@@ -30237,7 +30186,7 @@
 </p:properties>
 </file>
 
-<file path=customXml/item5.xml>��< ? x m l   v e r s i o n = " 1 . 0 "   e n c o d i n g = " u t f - 1 6 " ? > < N a v W o r d R e p o r t X m l P a r t   x m l n s = " u r n : m i c r o s o f t - d y n a m i c s - b u s i n e s s c e n t r a l / i n t e r n a l / e x t e n d e d / r e p o r t s / T e n a n t _ R e p o r t _ D e f a u l t s / 2 0 0 0 0 0 0 0 0 1 / " > +<file path=customXml/item6.xml>��< ? x m l   v e r s i o n = " 1 . 0 "   e n c o d i n g = " u t f - 1 6 " ? > < N a v W o r d R e p o r t X m l P a r t   x m l n s = " u r n : m i c r o s o f t - d y n a m i c s - b u s i n e s s c e n t r a l / i n t e r n a l / e x t e n d e d / r e p o r t s / T e n a n t _ R e p o r t _ D e f a u l t s / 2 0 0 0 0 0 0 0 0 1 / " >   
      < B C R e p o r t I n f o r m a t i o n >   
@@ -30388,16 +30337,15 @@
  < / N a v W o r d R e p o r t X m l P a r t > 
 </file>
 
-<file path=customXml/item6.xml><?xml version="1.0" encoding="utf-8"?>
-<?mso-contentType ?>
-<FormTemplates xmlns="http://schemas.microsoft.com/sharepoint/v3/contenttype/forms">
-  <Display>DocumentLibraryForm</Display>
-  <Edit>DocumentLibraryForm</Edit>
-  <New>DocumentLibraryForm</New>
-</FormTemplates>
+<file path=customXml/itemProps1.xml><?xml version="1.0" encoding="utf-8"?>
+<ds:datastoreItem xmlns:ds="http://schemas.openxmlformats.org/officeDocument/2006/customXml" ds:itemID="{16C37875-CFC1-4C50-90E9-8D3B0BC471E5}">
+  <ds:schemaRefs>
+    <ds:schemaRef ds:uri="http://schemas.microsoft.com/sharepoint/v3/contenttype/forms"/>
+  </ds:schemaRefs>
+</ds:datastoreItem>
 </file>
 
-<file path=customXml/itemProps1.xml><?xml version="1.0" encoding="utf-8"?>
+<file path=customXml/itemProps2.xml><?xml version="1.0" encoding="utf-8"?>
 <ds:datastoreItem xmlns:ds="http://schemas.openxmlformats.org/officeDocument/2006/customXml" ds:itemID="{D10674B6-3D5D-4397-B987-96C215C68B16}">
   <ds:schemaRefs>
     <ds:schemaRef ds:uri="http://schemas.microsoft.com/office/2006/metadata/contentType"/>
@@ -30417,7 +30365,7 @@
 </ds:datastoreItem>
 </file>
 
-<file path=customXml/itemProps2.xml><?xml version="1.0" encoding="utf-8"?>
+<file path=customXml/itemProps3.xml><?xml version="1.0" encoding="utf-8"?>
 <ds:datastoreItem xmlns:ds="http://schemas.openxmlformats.org/officeDocument/2006/customXml" ds:itemID="{89DB96BF-8133-438A-AAD3-A3C21079AEB1}">
   <ds:schemaRefs>
     <ds:schemaRef ds:uri="http://schemas.openxmlformats.org/officeDocument/2006/bibliography"/>
@@ -30425,7 +30373,7 @@
 </ds:datastoreItem>
 </file>
 
-<file path=customXml/itemProps3.xml><?xml version="1.0" encoding="utf-8"?>
+<file path=customXml/itemProps4.xml><?xml version="1.0" encoding="utf-8"?>
 <ds:datastoreItem xmlns:ds="http://schemas.openxmlformats.org/officeDocument/2006/customXml" ds:itemID="{9C08F255-E4AE-4F30-87C2-17966DB0AFF9}">
   <ds:schemaRefs>
     <ds:schemaRef ds:uri="urn:microsoft-dynamics-nav/reports/Tenant_Report_Defaults/2000000001/"/>
@@ -30433,7 +30381,7 @@
 </ds:datastoreItem>
 </file>
 
-<file path=customXml/itemProps4.xml><?xml version="1.0" encoding="utf-8"?>
+<file path=customXml/itemProps5.xml><?xml version="1.0" encoding="utf-8"?>
 <ds:datastoreItem xmlns:ds="http://schemas.openxmlformats.org/officeDocument/2006/customXml" ds:itemID="{C6B8F0F6-411A-4E86-A436-B40BF6F9E839}">
   <ds:schemaRefs>
     <ds:schemaRef ds:uri="http://schemas.microsoft.com/office/2006/metadata/properties"/>
@@ -30445,18 +30393,10 @@
 </ds:datastoreItem>
 </file>
 
-<file path=customXml/itemProps5.xml><?xml version="1.0" encoding="utf-8"?>
+<file path=customXml/itemProps6.xml><?xml version="1.0" encoding="utf-8"?>
 <ds:datastoreItem xmlns:ds="http://schemas.openxmlformats.org/officeDocument/2006/customXml" ds:itemID="{AC0C9787-F080-416C-B2D0-820AF2A6BDCB}">
   <ds:schemaRefs>
     <ds:schemaRef ds:uri="urn:microsoft-dynamics-businesscentral/internal/extended/reports/Tenant_Report_Defaults/2000000001/"/>
-  </ds:schemaRefs>
-</ds:datastoreItem>
-</file>
-
-<file path=customXml/itemProps6.xml><?xml version="1.0" encoding="utf-8"?>
-<ds:datastoreItem xmlns:ds="http://schemas.openxmlformats.org/officeDocument/2006/customXml" ds:itemID="{16C37875-CFC1-4C50-90E9-8D3B0BC471E5}">
-  <ds:schemaRefs>
-    <ds:schemaRef ds:uri="http://schemas.microsoft.com/sharepoint/v3/contenttype/forms"/>
   </ds:schemaRefs>
 </ds:datastoreItem>
 </file>

--- a/src/Layers/W1/BaseApp/Foundation/Reporting/ReportParts/HeaderFooterDesign/InternalMinimalistic.docx
+++ b/src/Layers/W1/BaseApp/Foundation/Reporting/ReportParts/HeaderFooterDesign/InternalMinimalistic.docx
@@ -197,6 +197,7 @@
             </w:placeholder>
             <w15:color w:val="808080"/>
             <w:text/>
+            <w:dataBinding w:prefixMappings="xmlns:ns0='urn:microsoft-dynamics-nav/reports/Tenant_Report_Defaults/2000000001/'" w:xpath="/ns0:NavWordReportXmlPart[1]/ns0:BCReportInformation[1]/ns0:ReportRequest[1]/ns0:CompanyName[1]" w:storeItemID="{9C08F255-E4AE-4F30-87C2-17966DB0AFF9}"/>
           </w:sdtPr>
           <w:sdtContent>
             <w:p>
@@ -249,6 +250,7 @@
           </w:placeholder>
           <w15:color w:val="808080"/>
           <w:text/>
+          <w:dataBinding w:prefixMappings="xmlns:ns0='urn:microsoft-dynamics-nav/reports/Tenant_Report_Defaults/2000000001/'" w:xpath="/ns0:NavWordReportXmlPart[1]/ns0:BCReportInformation[1]/ns0:ReportRequest[1]/ns0:UserName[1]" w:storeItemID="{9C08F255-E4AE-4F30-87C2-17966DB0AFF9}"/>
         </w:sdtPr>
         <w:sdtContent>
           <w:tc>
@@ -424,6 +426,7 @@
             </w:placeholder>
             <w15:color w:val="808080"/>
             <w:text/>
+            <w:dataBinding w:prefixMappings="xmlns:ns0='urn:microsoft-dynamics-nav/reports/Tenant_Report_Defaults/2000000001/'" w:xpath="/ns0:NavWordReportXmlPart[1]/ns0:BCReportInformation[1]/ns0:ReportRequest[1]/ns0:CompanyName[1]" w:storeItemID="{9C08F255-E4AE-4F30-87C2-17966DB0AFF9}"/>
           </w:sdtPr>
           <w:sdtContent>
             <w:p>
@@ -543,6 +546,7 @@
               </w:placeholder>
               <w15:color w:val="808080"/>
               <w:text/>
+              <w:dataBinding w:prefixMappings="xmlns:ns0='urn:microsoft-dynamics-nav/reports/Tenant_Report_Defaults/2000000001/'" w:xpath="/ns0:NavWordReportXmlPart[1]/ns0:BCReportInformation[1]/ns0:ReportMetadata[1]/ns0:ReportCaption[1]" w:storeItemID="{9C08F255-E4AE-4F30-87C2-17966DB0AFF9}"/>
             </w:sdtPr>
             <w:sdtContent>
               <w:r>

--- a/src/Layers/W1/BaseApp/Foundation/Reporting/ReportParts/HeaderFooterDesign/InternalMinimalistic.docx
+++ b/src/Layers/W1/BaseApp/Foundation/Reporting/ReportParts/HeaderFooterDesign/InternalMinimalistic.docx
@@ -3,9 +3,7 @@
 <w:document xmlns:wpc="http://schemas.microsoft.com/office/word/2010/wordprocessingCanvas" xmlns:cx="http://schemas.microsoft.com/office/drawing/2014/chartex" xmlns:cx1="http://schemas.microsoft.com/office/drawing/2015/9/8/chartex" xmlns:cx2="http://schemas.microsoft.com/office/drawing/2015/10/21/chartex" xmlns:cx3="http://schemas.microsoft.com/office/drawing/2016/5/9/chartex" xmlns:cx4="http://schemas.microsoft.com/office/drawing/2016/5/10/chartex" xmlns:cx5="http://schemas.microsoft.com/office/drawing/2016/5/11/chartex" xmlns:cx6="http://schemas.microsoft.com/office/drawing/2016/5/12/chartex" xmlns:cx7="http://schemas.microsoft.com/office/drawing/2016/5/13/chartex" xmlns:cx8="http://schemas.microsoft.com/office/drawing/2016/5/14/chartex" xmlns:mc="http://schemas.openxmlformats.org/markup-compatibility/2006" xmlns:aink="http://schemas.microsoft.com/office/drawing/2016/ink" xmlns:am3d="http://schemas.microsoft.com/office/drawing/2017/model3d" xmlns:o="urn:schemas-microsoft-com:office:office" xmlns:oel="http://schemas.microsoft.com/office/2019/extlst" xmlns:r="http://schemas.openxmlformats.org/officeDocument/2006/relationships" xmlns:m="http://schemas.openxmlformats.org/officeDocument/2006/math" xmlns:v="urn:schemas-microsoft-com:vml" xmlns:wp14="http://schemas.microsoft.com/office/word/2010/wordprocessingDrawing" xmlns:wp="http://schemas.openxmlformats.org/drawingml/2006/wordprocessingDrawing" xmlns:w10="urn:schemas-microsoft-com:office:word" xmlns:w="http://schemas.openxmlformats.org/wordprocessingml/2006/main" xmlns:w14="http://schemas.microsoft.com/office/word/2010/wordml" xmlns:w15="http://schemas.microsoft.com/office/word/2012/wordml" xmlns:w16cex="http://schemas.microsoft.com/office/word/2018/wordml/cex" xmlns:w16cid="http://schemas.microsoft.com/office/word/2016/wordml/cid" xmlns:w16="http://schemas.microsoft.com/office/word/2018/wordml" xmlns:w16du="http://schemas.microsoft.com/office/word/2023/wordml/word16du" xmlns:w16sdtdh="http://schemas.microsoft.com/office/word/2020/wordml/sdtdatahash" xmlns:w16sdtfl="http://schemas.microsoft.com/office/word/2024/wordml/sdtformatlock" xmlns:w16se="http://schemas.microsoft.com/office/word/2015/wordml/symex" xmlns:wpg="http://schemas.microsoft.com/office/word/2010/wordprocessingGroup" xmlns:wpi="http://schemas.microsoft.com/office/word/2010/wordprocessingInk" xmlns:wne="http://schemas.microsoft.com/office/word/2006/wordml" xmlns:wps="http://schemas.microsoft.com/office/word/2010/wordprocessingShape" mc:Ignorable="w14 w15 w16se w16cid w16 w16cex w16sdtdh w16sdtfl w16du wp14">
   <w:body>
     <w:p>
-      <w:pPr>
-        <w:pStyle w:val="BCLabelNumber"/>
-      </w:pPr>
+      <w:pPr/>
     </w:p>
     <w:p>
       <w:pPr>
@@ -28283,7 +28281,6 @@
   <w:style w:type="paragraph" w:customStyle="1" w:styleId="Barcode">
     <w:name w:val="Barcode"/>
     <w:basedOn w:val="Heading1"/>
-    <w:link w:val="BarcodeChar"/>
     <w:qFormat/>
     <w:rsid w:val="008C4351"/>
     <w:pPr>
@@ -28297,92 +28294,14 @@
       <w:sz w:val="16"/>
     </w:rPr>
   </w:style>
-  <w:style w:type="character" w:customStyle="1" w:styleId="BarcodeChar">
-    <w:name w:val="Barcode Char"/>
-    <w:basedOn w:val="Heading1Char"/>
-    <w:link w:val="Barcode"/>
-    <w:rsid w:val="008C4351"/>
-    <w:rPr>
-      <w:rFonts w:ascii="IDAutomationHC39M" w:eastAsiaTheme="majorEastAsia" w:hAnsi="IDAutomationHC39M" w:cstheme="majorBidi"/>
-      <w:b w:val="0"/>
-      <w:color w:val="000000" w:themeColor="text1"/>
-      <w:kern w:val="2"/>
-      <w:sz w:val="16"/>
-      <w:szCs w:val="16"/>
-      <w14:ligatures w14:val="standardContextual"/>
-    </w:rPr>
-  </w:style>
   <w:style w:type="paragraph" w:customStyle="1" w:styleId="QRCode">
     <w:name w:val="QR Code"/>
     <w:basedOn w:val="Barcode"/>
-    <w:link w:val="QRCodeChar"/>
     <w:qFormat/>
     <w:rsid w:val="008C4351"/>
     <w:rPr>
       <w:rFonts w:ascii="IDAutomation2D" w:hAnsi="IDAutomation2D"/>
     </w:rPr>
-  </w:style>
-  <w:style w:type="character" w:customStyle="1" w:styleId="QRCodeChar">
-    <w:name w:val="QR Code Char"/>
-    <w:basedOn w:val="BarcodeChar"/>
-    <w:link w:val="QRCode"/>
-    <w:rsid w:val="008C4351"/>
-    <w:rPr>
-      <w:rFonts w:ascii="IDAutomation2D" w:eastAsiaTheme="majorEastAsia" w:hAnsi="IDAutomation2D" w:cstheme="majorBidi"/>
-      <w:b w:val="0"/>
-      <w:color w:val="000000" w:themeColor="text1"/>
-      <w:kern w:val="2"/>
-      <w:sz w:val="16"/>
-      <w:szCs w:val="16"/>
-      <w14:ligatures w14:val="standardContextual"/>
-    </w:rPr>
-  </w:style>
-  <w:style w:type="paragraph" w:customStyle="1" w:styleId="BCLabel">
-    <w:name w:val="BC Label"/>
-    <w:basedOn w:val="NoSpacing"/>
-    <w:next w:val="Normal"/>
-    <w:uiPriority w:val="2"/>
-    <w:rsid w:val="008C4351"/>
-    <w:pPr>
-      <w:keepNext/>
-    </w:pPr>
-    <w:rPr>
-      <w:rFonts w:asciiTheme="majorHAnsi" w:eastAsiaTheme="majorEastAsia" w:hAnsiTheme="majorHAnsi" w:cstheme="majorBidi"/>
-    </w:rPr>
-  </w:style>
-  <w:style w:type="paragraph" w:customStyle="1" w:styleId="BCLabelNumber">
-    <w:name w:val="BC Label Number"/>
-    <w:basedOn w:val="BCLabel"/>
-    <w:next w:val="Normal"/>
-    <w:uiPriority w:val="2"/>
-    <w:rsid w:val="008C4351"/>
-    <w:rPr>
-      <w14:numSpacing w14:val="tabular"/>
-    </w:rPr>
-  </w:style>
-  <w:style w:type="paragraph" w:customStyle="1" w:styleId="BCNumber">
-    <w:name w:val="BC Number"/>
-    <w:basedOn w:val="NoSpacing"/>
-    <w:next w:val="Normal"/>
-    <w:uiPriority w:val="2"/>
-    <w:rsid w:val="008C4351"/>
-    <w:rPr>
-      <w14:numSpacing w14:val="tabular"/>
-    </w:rPr>
-  </w:style>
-  <w:style w:type="paragraph" w:customStyle="1" w:styleId="BCNoteBullet">
-    <w:name w:val="BC Note Bullet"/>
-    <w:basedOn w:val="Quote"/>
-    <w:next w:val="Normal"/>
-    <w:uiPriority w:val="2"/>
-    <w:rsid w:val="008C4351"/>
-    <w:pPr>
-      <w:tabs>
-        <w:tab w:val="num" w:pos="360"/>
-      </w:tabs>
-      <w:spacing w:before="0" w:after="0" w:line="240" w:lineRule="auto"/>
-      <w:ind w:left="227" w:hanging="227"/>
-    </w:pPr>
   </w:style>
   <w:style w:type="table" w:customStyle="1" w:styleId="BCBlockTable">
     <w:name w:val="BC Block Table"/>

--- a/src/Layers/W1/BaseApp/Foundation/Reporting/ReportParts/HeaderFooterDesign/InternalMinimalistic.docx
+++ b/src/Layers/W1/BaseApp/Foundation/Reporting/ReportParts/HeaderFooterDesign/InternalMinimalistic.docx
@@ -28540,48 +28540,6 @@
         <w:tcBorders>
           <w:bottom w:val="single" w:sz="4" w:space="0" w:color="000000" w:themeColor="text1"/>
         </w:tcBorders>
-      </w:tcPr>
-    </w:tblStylePr>
-  </w:style>
-  <w:style w:type="table" w:customStyle="1" w:styleId="BCDataTableInternal">
-    <w:name w:val="BC Data Table Internal"/>
-    <w:basedOn w:val="TableNormal"/>
-    <w:uiPriority w:val="99"/>
-    <w:rsid w:val="008C4351"/>
-    <w:pPr>
-      <w:spacing w:after="0" w:line="240" w:lineRule="auto"/>
-    </w:pPr>
-    <w:rPr>
-      <w:kern w:val="2"/>
-      <w:sz w:val="16"/>
-      <w:szCs w:val="16"/>
-      <w14:ligatures w14:val="standardContextual"/>
-    </w:rPr>
-    <w:tblPr>
-      <w:tblStyleRowBandSize w:val="1"/>
-    </w:tblPr>
-    <w:tblStylePr w:type="firstRow">
-      <w:rPr>
-        <w:rFonts w:asciiTheme="majorHAnsi" w:hAnsiTheme="majorHAnsi"/>
-        <w:b/>
-      </w:rPr>
-      <w:tblPr/>
-      <w:tcPr>
-        <w:tcBorders>
-          <w:bottom w:val="single" w:sz="4" w:space="0" w:color="auto"/>
-        </w:tcBorders>
-      </w:tcPr>
-    </w:tblStylePr>
-    <w:tblStylePr w:type="lastRow">
-      <w:rPr>
-        <w:rFonts w:asciiTheme="majorHAnsi" w:hAnsiTheme="majorHAnsi"/>
-        <w:b/>
-      </w:rPr>
-    </w:tblStylePr>
-    <w:tblStylePr w:type="band1Horz">
-      <w:tblPr/>
-      <w:tcPr>
-        <w:shd w:val="clear" w:color="auto" w:fill="E7E6E6" w:themeFill="background2"/>
       </w:tcPr>
     </w:tblStylePr>
   </w:style>

--- a/src/Layers/W1/BaseApp/Foundation/Reporting/ReportParts/HeaderFooterDesign/InternalMinimalistic.docx
+++ b/src/Layers/W1/BaseApp/Foundation/Reporting/ReportParts/HeaderFooterDesign/InternalMinimalistic.docx
@@ -25,7 +25,7 @@
       <w:footerReference w:type="default" r:id="rId14"/>
       <w:footerReference w:type="first" r:id="rId15"/>
       <w:pgSz w:w="11907" w:h="16839" w:code="9"/>
-      <w:pgMar w:top="576" w:right="706" w:bottom="576" w:left="706" w:header="576" w:footer="366" w:gutter="0"/>
+      <w:pgMar w:top="576" w:right="706" w:bottom="576" w:left="706" w:header="288" w:footer="288" w:gutter="0"/>
       <w:cols w:space="708"/>
       <w:docGrid w:linePitch="360"/>
     </w:sectPr>
@@ -195,7 +195,7 @@
             </w:placeholder>
             <w15:color w:val="808080"/>
             <w:text/>
-            <w:dataBinding w:prefixMappings="xmlns:ns0='urn:microsoft-dynamics-nav/reports/Tenant_Report_Defaults/2000000001/'" w:xpath="/ns0:NavWordReportXmlPart[1]/ns0:BCReportInformation[1]/ns0:ReportRequest[1]/ns0:CompanyName[1]" w:storeItemID="{9C08F255-E4AE-4F30-87C2-17966DB0AFF9}"/>
+            <w:dataBinding w:prefixMappings="xmlns:ns0='urn:microsoft-dynamics-nav/reports/Tenant_Report_Defaults/2000000001/' " w:xpath="/ns0:NavWordReportXmlPart[1]/ns0:BCReportInformation[1]/ns0:ReportRequest[1]/ns0:CompanyName[1]" w:storeItemID="{9C08F255-E4AE-4F30-87C2-17966DB0AFF9}"/>
           </w:sdtPr>
           <w:sdtContent>
             <w:p>
@@ -248,7 +248,7 @@
           </w:placeholder>
           <w15:color w:val="808080"/>
           <w:text/>
-          <w:dataBinding w:prefixMappings="xmlns:ns0='urn:microsoft-dynamics-nav/reports/Tenant_Report_Defaults/2000000001/'" w:xpath="/ns0:NavWordReportXmlPart[1]/ns0:BCReportInformation[1]/ns0:ReportRequest[1]/ns0:UserName[1]" w:storeItemID="{9C08F255-E4AE-4F30-87C2-17966DB0AFF9}"/>
+          <w:dataBinding w:prefixMappings="xmlns:ns0='urn:microsoft-dynamics-nav/reports/Tenant_Report_Defaults/2000000001/' " w:xpath="/ns0:NavWordReportXmlPart[1]/ns0:BCReportInformation[1]/ns0:ReportRequest[1]/ns0:UserName[1]" w:storeItemID="{9C08F255-E4AE-4F30-87C2-17966DB0AFF9}"/>
         </w:sdtPr>
         <w:sdtContent>
           <w:tc>
@@ -424,7 +424,7 @@
             </w:placeholder>
             <w15:color w:val="808080"/>
             <w:text/>
-            <w:dataBinding w:prefixMappings="xmlns:ns0='urn:microsoft-dynamics-nav/reports/Tenant_Report_Defaults/2000000001/'" w:xpath="/ns0:NavWordReportXmlPart[1]/ns0:BCReportInformation[1]/ns0:ReportRequest[1]/ns0:CompanyName[1]" w:storeItemID="{9C08F255-E4AE-4F30-87C2-17966DB0AFF9}"/>
+            <w:dataBinding w:prefixMappings="xmlns:ns0='urn:microsoft-dynamics-nav/reports/Tenant_Report_Defaults/2000000001/' " w:xpath="/ns0:NavWordReportXmlPart[1]/ns0:BCReportInformation[1]/ns0:ReportRequest[1]/ns0:CompanyName[1]" w:storeItemID="{9C08F255-E4AE-4F30-87C2-17966DB0AFF9}"/>
           </w:sdtPr>
           <w:sdtContent>
             <w:p>
@@ -544,7 +544,7 @@
               </w:placeholder>
               <w15:color w:val="808080"/>
               <w:text/>
-              <w:dataBinding w:prefixMappings="xmlns:ns0='urn:microsoft-dynamics-nav/reports/Tenant_Report_Defaults/2000000001/'" w:xpath="/ns0:NavWordReportXmlPart[1]/ns0:BCReportInformation[1]/ns0:ReportMetadata[1]/ns0:ReportCaption[1]" w:storeItemID="{9C08F255-E4AE-4F30-87C2-17966DB0AFF9}"/>
+              <w:dataBinding w:prefixMappings="xmlns:ns0='urn:microsoft-dynamics-nav/reports/Tenant_Report_Defaults/2000000001/' " w:xpath="/ns0:NavWordReportXmlPart[1]/ns0:BCReportInformation[1]/ns0:ReportMetadata[1]/ns0:ReportCaption[1]" w:storeItemID="{9C08F255-E4AE-4F30-87C2-17966DB0AFF9}"/>
             </w:sdtPr>
             <w:sdtContent>
               <w:r>
